--- a/outline.docx
+++ b/outline.docx
@@ -975,7 +975,19 @@
         <w:rPr>
           <w:rFonts w:ascii="Times New Roman" w:hAnsi="Times New Roman" w:cs="Times New Roman"/>
         </w:rPr>
-        <w:t xml:space="preserve">Evaluation 3: Comparing the performances of YOLOv8n on </w:t>
+        <w:t xml:space="preserve">Evaluation </w:t>
+      </w:r>
+      <w:r>
+        <w:rPr>
+          <w:rFonts w:ascii="Times New Roman" w:hAnsi="Times New Roman" w:cs="Times New Roman"/>
+        </w:rPr>
+        <w:t>2</w:t>
+      </w:r>
+      <w:r>
+        <w:rPr>
+          <w:rFonts w:ascii="Times New Roman" w:hAnsi="Times New Roman" w:cs="Times New Roman"/>
+        </w:rPr>
+        <w:t xml:space="preserve">: Comparing the performances of YOLOv8n on </w:t>
       </w:r>
       <w:r>
         <w:rPr>
@@ -1000,6 +1012,12 @@
         <w:rPr>
           <w:rFonts w:ascii="Times New Roman" w:hAnsi="Times New Roman" w:cs="Times New Roman"/>
         </w:rPr>
+        <w:t xml:space="preserve">Evaluation 3: </w:t>
+      </w:r>
+      <w:r>
+        <w:rPr>
+          <w:rFonts w:ascii="Times New Roman" w:hAnsi="Times New Roman" w:cs="Times New Roman"/>
+        </w:rPr>
         <w:t xml:space="preserve">Comparing the performances of YOLOv8n on all BDD100K images (excluding snowy) from 2 training methods: </w:t>
       </w:r>
       <w:r>
@@ -1062,6 +1080,7 @@
         <w:rPr>
           <w:rFonts w:ascii="Times New Roman" w:hAnsi="Times New Roman" w:cs="Times New Roman"/>
         </w:rPr>
+        <w:lastRenderedPageBreak/>
         <w:t xml:space="preserve">Augmentation methods help YOLOv8n to have better performances </w:t>
       </w:r>
       <w:r>
@@ -1087,7 +1106,6 @@
         <w:rPr>
           <w:rFonts w:ascii="Times New Roman" w:hAnsi="Times New Roman" w:cs="Times New Roman"/>
         </w:rPr>
-        <w:lastRenderedPageBreak/>
         <w:t>Result demonstrates the effectiveness of using data-augmentation as an alternative when a controlled dataset with distortion is not available</w:t>
       </w:r>
     </w:p>
